--- a/Versions-html-and-docx/section_synthese_v4.docx
+++ b/Versions-html-and-docx/section_synthese_v4.docx
@@ -4246,7 +4246,7 @@
           <w:i w:val="0"/>
           <w:sz w:val="20"/>
         </w:rPr>
-        <w:t>Les sourdines déplacent le spectre formantique de manière prévisible : cup = abaissement et voilement, straight = compression médium, harmon = propulsion extrême vers le /i/ (2 358 Hz pour la trompette).</w:t>
+        <w:t>L'effet de la sourdine sur le spectre formantique est prévisible par type, mais non uniforme entre familles. L'affirmation intuitive d'un « abaissement systématique du F1 » ne résiste pas aux données. Cordes : la sourdine abaisse systématiquement le F1 de 6 à 40 %, déplaçant le timbre d'une zone vocalique vers le grave. La sourdine piombo (lourde) produit un effet toujours plus marqué que la sourdine ordinaire. Exemples mesurés : Violon ordinario F1=506 Hz → sourdine −28 % (366 Hz) → piombo −32 % (344 Hz) ; Alto −9 % / −40 % ; Ens. violons −28 %. Cuivres — l'effet dépend entièrement du type de sourdine : Cor (sourdine ordinaire) : légère baisse −11 % (388 → 344 Hz) — seul cuivre qui suit le schéma des cordes. Straight : variation faible (Trombone −5 %, Trompette +40 %) — effet neutre à modéré. Wah ouvert : légère baisse (Trombone −5 %, Trompette −29 %). Wah fermé : effet inverse — F1 monte (Trombone +68 %, Trompette −26 %). Cup : F1 monte significativement — la sourdine filtre les graves et propulse l'énergie vers le medium (Trombone +54 %, Trompette +84 %). Harmon : déplacement extrême et opposé selon l'instrument : Trompette +200 % (786 → 2 358 Hz, zone /i/) ; Trombone −32 % (237 → 162 Hz). Tuba basse : aucun effet mesurable (Δ=0 Hz). Conclusion : la transposition timbrale vers le grave est valide pour les cordes et le cor. Pour les cuivres, les sourdines cup et harmon produisent l'effet opposé — une transposition vers l'aigu, parfois extrême. La sourdine harmon trompette est le cas le plus spectaculaire du corpus : elle déplace le F1 de la zone /a/ à la zone /i/, soit un saut de deux voyelles vers l'aigu.</w:t>
       </w:r>
     </w:p>
     <w:p>

--- a/Versions-html-and-docx/section_synthese_v4.docx
+++ b/Versions-html-and-docx/section_synthese_v4.docx
@@ -831,7 +831,7 @@
       <w:r>
         <w:drawing>
           <wp:inline xmlns:a="http://schemas.openxmlformats.org/drawingml/2006/main" xmlns:pic="http://schemas.openxmlformats.org/drawingml/2006/picture">
-            <wp:extent cx="5943600" cy="5696190"/>
+            <wp:extent cx="5943600" cy="5981739"/>
             <wp:docPr id="3" name="Picture 3"/>
             <wp:cNvGraphicFramePr>
               <a:graphicFrameLocks noChangeAspect="1"/>
@@ -852,7 +852,7 @@
                   <pic:spPr>
                     <a:xfrm>
                       <a:off x="0" y="0"/>
-                      <a:ext cx="5943600" cy="5696190"/>
+                      <a:ext cx="5943600" cy="5981739"/>
                     </a:xfrm>
                     <a:prstGeom prst="rect"/>
                   </pic:spPr>
@@ -882,7 +882,7 @@
       <w:r>
         <w:drawing>
           <wp:inline xmlns:a="http://schemas.openxmlformats.org/drawingml/2006/main" xmlns:pic="http://schemas.openxmlformats.org/drawingml/2006/picture">
-            <wp:extent cx="5943600" cy="5891615"/>
+            <wp:extent cx="5943600" cy="6239632"/>
             <wp:docPr id="4" name="Picture 4"/>
             <wp:cNvGraphicFramePr>
               <a:graphicFrameLocks noChangeAspect="1"/>
@@ -903,7 +903,7 @@
                   <pic:spPr>
                     <a:xfrm>
                       <a:off x="0" y="0"/>
-                      <a:ext cx="5943600" cy="5891615"/>
+                      <a:ext cx="5943600" cy="6239632"/>
                     </a:xfrm>
                     <a:prstGeom prst="rect"/>
                   </pic:spPr>
